--- a/Doc_TMT.docx
+++ b/Doc_TMT.docx
@@ -99,8 +99,19 @@
           <w:color w:val="000000"/>
           <w:szCs w:val="32"/>
         </w:rPr>
-        <w:t>SPTECH – São Paulo Tech School</w:t>
-      </w:r>
+        <w:t xml:space="preserve">SPTECH – São Paulo Tech </w:t>
+      </w:r>
+      <w:proofErr w:type="spellStart"/>
+      <w:r>
+        <w:rPr>
+          <w:rFonts w:eastAsia="Arial" w:cs="Arial"/>
+          <w:b/>
+          <w:color w:val="000000"/>
+          <w:szCs w:val="32"/>
+        </w:rPr>
+        <w:t>School</w:t>
+      </w:r>
+      <w:proofErr w:type="spellEnd"/>
     </w:p>
     <w:p>
       <w:pPr>
@@ -372,7 +383,47 @@
           <w:sz w:val="20"/>
           <w:szCs w:val="20"/>
         </w:rPr>
-        <w:t xml:space="preserve">Giovanni Angel Alipaz Chambi </w:t>
+        <w:t xml:space="preserve">Giovanni Angel </w:t>
+      </w:r>
+      <w:proofErr w:type="spellStart"/>
+      <w:r>
+        <w:rPr>
+          <w:rFonts w:eastAsia="Arial" w:cs="Arial"/>
+          <w:b/>
+          <w:sz w:val="20"/>
+          <w:szCs w:val="20"/>
+        </w:rPr>
+        <w:t>Alipaz</w:t>
+      </w:r>
+      <w:proofErr w:type="spellEnd"/>
+      <w:r>
+        <w:rPr>
+          <w:rFonts w:eastAsia="Arial" w:cs="Arial"/>
+          <w:b/>
+          <w:sz w:val="20"/>
+          <w:szCs w:val="20"/>
+        </w:rPr>
+        <w:t xml:space="preserve"> </w:t>
+      </w:r>
+      <w:proofErr w:type="spellStart"/>
+      <w:r>
+        <w:rPr>
+          <w:rFonts w:eastAsia="Arial" w:cs="Arial"/>
+          <w:b/>
+          <w:sz w:val="20"/>
+          <w:szCs w:val="20"/>
+        </w:rPr>
+        <w:t>Chambi</w:t>
+      </w:r>
+      <w:proofErr w:type="spellEnd"/>
+      <w:r>
+        <w:rPr>
+          <w:rFonts w:eastAsia="Arial" w:cs="Arial"/>
+          <w:b/>
+          <w:sz w:val="20"/>
+          <w:szCs w:val="20"/>
+        </w:rPr>
+        <w:t xml:space="preserve"> </w:t>
       </w:r>
       <w:r>
         <w:rPr>
@@ -1131,6 +1182,7 @@
         </w:rPr>
         <w:t xml:space="preserve">renomada revista </w:t>
       </w:r>
+      <w:proofErr w:type="spellStart"/>
       <w:r>
         <w:rPr>
           <w:rFonts w:ascii="Aptos" w:eastAsia="Aptos" w:hAnsi="Aptos" w:cs="Aptos"/>
@@ -1140,12 +1192,29 @@
         </w:rPr>
         <w:t>Pollstar</w:t>
       </w:r>
-      <w:r>
-        <w:rPr>
-          <w:rFonts w:ascii="Aptos" w:eastAsia="Aptos" w:hAnsi="Aptos" w:cs="Aptos"/>
-          <w:szCs w:val="32"/>
-        </w:rPr>
-        <w:t>, uma publicação norte-americana dedicada a fornecer dados sobre a indústria de entreteniment,</w:t>
+      <w:proofErr w:type="spellEnd"/>
+      <w:r>
+        <w:rPr>
+          <w:rFonts w:ascii="Aptos" w:eastAsia="Aptos" w:hAnsi="Aptos" w:cs="Aptos"/>
+          <w:szCs w:val="32"/>
+        </w:rPr>
+        <w:t xml:space="preserve">, uma publicação norte-americana dedicada a fornecer dados sobre a indústria de </w:t>
+      </w:r>
+      <w:proofErr w:type="spellStart"/>
+      <w:r>
+        <w:rPr>
+          <w:rFonts w:ascii="Aptos" w:eastAsia="Aptos" w:hAnsi="Aptos" w:cs="Aptos"/>
+          <w:szCs w:val="32"/>
+        </w:rPr>
+        <w:t>entreteniment</w:t>
+      </w:r>
+      <w:proofErr w:type="spellEnd"/>
+      <w:r>
+        <w:rPr>
+          <w:rFonts w:ascii="Aptos" w:eastAsia="Aptos" w:hAnsi="Aptos" w:cs="Aptos"/>
+          <w:szCs w:val="32"/>
+        </w:rPr>
+        <w:t>,</w:t>
       </w:r>
       <w:r>
         <w:rPr>
@@ -1175,8 +1244,9 @@
           <w:iCs/>
           <w:szCs w:val="32"/>
         </w:rPr>
-        <w:t xml:space="preserve"> line-ups </w:t>
-      </w:r>
+        <w:t xml:space="preserve"> </w:t>
+      </w:r>
+      <w:proofErr w:type="spellStart"/>
       <w:r>
         <w:rPr>
           <w:rFonts w:ascii="Aptos" w:eastAsia="Aptos" w:hAnsi="Aptos" w:cs="Aptos"/>
@@ -1184,7 +1254,46 @@
           <w:iCs/>
           <w:szCs w:val="32"/>
         </w:rPr>
-        <w:t xml:space="preserve">e set-lists </w:t>
+        <w:t>line-ups</w:t>
+      </w:r>
+      <w:proofErr w:type="spellEnd"/>
+      <w:r>
+        <w:rPr>
+          <w:rFonts w:ascii="Aptos" w:eastAsia="Aptos" w:hAnsi="Aptos" w:cs="Aptos"/>
+          <w:i/>
+          <w:iCs/>
+          <w:szCs w:val="32"/>
+        </w:rPr>
+        <w:t xml:space="preserve"> </w:t>
+      </w:r>
+      <w:r>
+        <w:rPr>
+          <w:rFonts w:ascii="Aptos" w:eastAsia="Aptos" w:hAnsi="Aptos" w:cs="Aptos"/>
+          <w:i/>
+          <w:iCs/>
+          <w:szCs w:val="32"/>
+        </w:rPr>
+        <w:t xml:space="preserve">e </w:t>
+      </w:r>
+      <w:proofErr w:type="spellStart"/>
+      <w:r>
+        <w:rPr>
+          <w:rFonts w:ascii="Aptos" w:eastAsia="Aptos" w:hAnsi="Aptos" w:cs="Aptos"/>
+          <w:i/>
+          <w:iCs/>
+          <w:szCs w:val="32"/>
+        </w:rPr>
+        <w:t>set-lists</w:t>
+      </w:r>
+      <w:proofErr w:type="spellEnd"/>
+      <w:r>
+        <w:rPr>
+          <w:rFonts w:ascii="Aptos" w:eastAsia="Aptos" w:hAnsi="Aptos" w:cs="Aptos"/>
+          <w:i/>
+          <w:iCs/>
+          <w:szCs w:val="32"/>
+        </w:rPr>
+        <w:t xml:space="preserve"> </w:t>
       </w:r>
       <w:r>
         <w:rPr>
@@ -1289,8 +1398,13 @@
       </w:pPr>
       <w:r>
         <w:lastRenderedPageBreak/>
-        <w:t>Fonte: Pollstar</w:t>
-      </w:r>
+        <w:t xml:space="preserve">Fonte: </w:t>
+      </w:r>
+      <w:proofErr w:type="spellStart"/>
+      <w:r>
+        <w:t>Pollstar</w:t>
+      </w:r>
+      <w:proofErr w:type="spellEnd"/>
     </w:p>
     <w:p>
       <w:pPr>
@@ -1558,8 +1672,24 @@
         <w:rPr>
           <w:rStyle w:val="SubttuloChar"/>
         </w:rPr>
-        <w:t>Fonte: Live Nation fillings Revisado</w:t>
-      </w:r>
+        <w:t xml:space="preserve">Fonte: Live Nation </w:t>
+      </w:r>
+      <w:proofErr w:type="spellStart"/>
+      <w:proofErr w:type="gramStart"/>
+      <w:r>
+        <w:rPr>
+          <w:rStyle w:val="SubttuloChar"/>
+        </w:rPr>
+        <w:t>fillings</w:t>
+      </w:r>
+      <w:proofErr w:type="spellEnd"/>
+      <w:r>
+        <w:rPr>
+          <w:rStyle w:val="SubttuloChar"/>
+        </w:rPr>
+        <w:t xml:space="preserve"> Revisado</w:t>
+      </w:r>
+      <w:proofErr w:type="gramEnd"/>
     </w:p>
     <w:p>
       <w:pPr>
@@ -1624,6 +1754,7 @@
       <w:r>
         <w:t xml:space="preserve"> Desafios na Curadoria de </w:t>
       </w:r>
+      <w:proofErr w:type="spellStart"/>
       <w:r>
         <w:rPr>
           <w:i/>
@@ -1632,6 +1763,7 @@
         <w:t>Line-ups</w:t>
       </w:r>
       <w:bookmarkEnd w:id="4"/>
+      <w:proofErr w:type="spellEnd"/>
     </w:p>
     <w:p>
       <w:pPr>
@@ -1692,15 +1824,33 @@
           <w:rFonts w:ascii="Aptos" w:eastAsia="Aptos" w:hAnsi="Aptos" w:cs="Aptos"/>
           <w:szCs w:val="32"/>
         </w:rPr>
-        <w:t xml:space="preserve"> line-up</w:t>
-      </w:r>
-      <w:r>
-        <w:rPr>
-          <w:rFonts w:ascii="Aptos" w:eastAsia="Aptos" w:hAnsi="Aptos" w:cs="Aptos"/>
-          <w:szCs w:val="32"/>
-        </w:rPr>
-        <w:t xml:space="preserve"> e set-lists</w:t>
-      </w:r>
+        <w:t xml:space="preserve"> </w:t>
+      </w:r>
+      <w:proofErr w:type="spellStart"/>
+      <w:r>
+        <w:rPr>
+          <w:rFonts w:ascii="Aptos" w:eastAsia="Aptos" w:hAnsi="Aptos" w:cs="Aptos"/>
+          <w:szCs w:val="32"/>
+        </w:rPr>
+        <w:t>line-up</w:t>
+      </w:r>
+      <w:proofErr w:type="spellEnd"/>
+      <w:r>
+        <w:rPr>
+          <w:rFonts w:ascii="Aptos" w:eastAsia="Aptos" w:hAnsi="Aptos" w:cs="Aptos"/>
+          <w:szCs w:val="32"/>
+        </w:rPr>
+        <w:t xml:space="preserve"> e </w:t>
+      </w:r>
+      <w:proofErr w:type="spellStart"/>
+      <w:r>
+        <w:rPr>
+          <w:rFonts w:ascii="Aptos" w:eastAsia="Aptos" w:hAnsi="Aptos" w:cs="Aptos"/>
+          <w:szCs w:val="32"/>
+        </w:rPr>
+        <w:t>set-lists</w:t>
+      </w:r>
+      <w:proofErr w:type="spellEnd"/>
       <w:r>
         <w:rPr>
           <w:rFonts w:ascii="Aptos" w:eastAsia="Aptos" w:hAnsi="Aptos" w:cs="Aptos"/>
@@ -1766,6 +1916,7 @@
         </w:rPr>
         <w:t>, sendo este último uma questão que aumenta diretamente o “valor do tempo de vida do cliente” (</w:t>
       </w:r>
+      <w:proofErr w:type="spellStart"/>
       <w:r>
         <w:rPr>
           <w:rFonts w:ascii="Aptos" w:eastAsia="Aptos" w:hAnsi="Aptos" w:cs="Aptos"/>
@@ -1773,31 +1924,9 @@
           <w:iCs/>
           <w:szCs w:val="32"/>
         </w:rPr>
-        <w:t>Lifetime Value</w:t>
-      </w:r>
-      <w:r>
-        <w:rPr>
-          <w:rFonts w:ascii="Aptos" w:eastAsia="Aptos" w:hAnsi="Aptos" w:cs="Aptos"/>
-          <w:szCs w:val="32"/>
-        </w:rPr>
-        <w:t>), à medida que participantes recorrentes tendem a gerar receita ao longo de múltiplas edições do evento.</w:t>
-      </w:r>
-    </w:p>
-    <w:p>
-      <w:pPr>
-        <w:ind w:firstLine="708"/>
-        <w:rPr>
-          <w:rFonts w:ascii="Aptos" w:eastAsia="Aptos" w:hAnsi="Aptos" w:cs="Aptos"/>
-          <w:szCs w:val="32"/>
-        </w:rPr>
-      </w:pPr>
-      <w:r>
-        <w:rPr>
-          <w:rFonts w:ascii="Aptos" w:eastAsia="Aptos" w:hAnsi="Aptos" w:cs="Aptos"/>
-          <w:szCs w:val="32"/>
-        </w:rPr>
-        <w:t>O público tende a avaliar o custo do ingresso com base na relevância e na coerência (representação pessoal) do</w:t>
-      </w:r>
+        <w:t>Lifetime</w:t>
+      </w:r>
+      <w:proofErr w:type="spellEnd"/>
       <w:r>
         <w:rPr>
           <w:rFonts w:ascii="Aptos" w:eastAsia="Aptos" w:hAnsi="Aptos" w:cs="Aptos"/>
@@ -1805,8 +1934,9 @@
           <w:iCs/>
           <w:szCs w:val="32"/>
         </w:rPr>
-        <w:t xml:space="preserve"> line-</w:t>
-      </w:r>
+        <w:t xml:space="preserve"> </w:t>
+      </w:r>
+      <w:proofErr w:type="spellStart"/>
       <w:r>
         <w:rPr>
           <w:rFonts w:ascii="Aptos" w:eastAsia="Aptos" w:hAnsi="Aptos" w:cs="Aptos"/>
@@ -1814,9 +1944,62 @@
           <w:iCs/>
           <w:szCs w:val="32"/>
         </w:rPr>
+        <w:t>Value</w:t>
+      </w:r>
+      <w:proofErr w:type="spellEnd"/>
+      <w:r>
+        <w:rPr>
+          <w:rFonts w:ascii="Aptos" w:eastAsia="Aptos" w:hAnsi="Aptos" w:cs="Aptos"/>
+          <w:szCs w:val="32"/>
+        </w:rPr>
+        <w:t>), à medida que participantes recorrentes tendem a gerar receita ao longo de múltiplas edições do evento.</w:t>
+      </w:r>
+    </w:p>
+    <w:p>
+      <w:pPr>
+        <w:ind w:firstLine="708"/>
+        <w:rPr>
+          <w:rFonts w:ascii="Aptos" w:eastAsia="Aptos" w:hAnsi="Aptos" w:cs="Aptos"/>
+          <w:szCs w:val="32"/>
+        </w:rPr>
+      </w:pPr>
+      <w:r>
+        <w:rPr>
+          <w:rFonts w:ascii="Aptos" w:eastAsia="Aptos" w:hAnsi="Aptos" w:cs="Aptos"/>
+          <w:szCs w:val="32"/>
+        </w:rPr>
+        <w:t>O público tende a avaliar o custo do ingresso com base na relevância e na coerência (representação pessoal) do</w:t>
+      </w:r>
+      <w:r>
+        <w:rPr>
+          <w:rFonts w:ascii="Aptos" w:eastAsia="Aptos" w:hAnsi="Aptos" w:cs="Aptos"/>
+          <w:i/>
+          <w:iCs/>
+          <w:szCs w:val="32"/>
+        </w:rPr>
+        <w:t xml:space="preserve"> </w:t>
+      </w:r>
+      <w:proofErr w:type="spellStart"/>
+      <w:r>
+        <w:rPr>
+          <w:rFonts w:ascii="Aptos" w:eastAsia="Aptos" w:hAnsi="Aptos" w:cs="Aptos"/>
+          <w:i/>
+          <w:iCs/>
+          <w:szCs w:val="32"/>
+        </w:rPr>
+        <w:t>line-</w:t>
+      </w:r>
+      <w:r>
+        <w:rPr>
+          <w:rFonts w:ascii="Aptos" w:eastAsia="Aptos" w:hAnsi="Aptos" w:cs="Aptos"/>
+          <w:i/>
+          <w:iCs/>
+          <w:szCs w:val="32"/>
+        </w:rPr>
         <w:lastRenderedPageBreak/>
         <w:t>up</w:t>
       </w:r>
+      <w:proofErr w:type="spellEnd"/>
       <w:r>
         <w:rPr>
           <w:rFonts w:ascii="Aptos" w:eastAsia="Aptos" w:hAnsi="Aptos" w:cs="Aptos"/>
@@ -1824,8 +2007,9 @@
           <w:iCs/>
           <w:szCs w:val="32"/>
         </w:rPr>
-        <w:t xml:space="preserve"> ou set-list</w:t>
-      </w:r>
+        <w:t xml:space="preserve"> ou </w:t>
+      </w:r>
+      <w:proofErr w:type="spellStart"/>
       <w:r>
         <w:rPr>
           <w:rFonts w:ascii="Aptos" w:eastAsia="Aptos" w:hAnsi="Aptos" w:cs="Aptos"/>
@@ -1833,6 +2017,16 @@
           <w:iCs/>
           <w:szCs w:val="32"/>
         </w:rPr>
+        <w:t>set-list</w:t>
+      </w:r>
+      <w:proofErr w:type="spellEnd"/>
+      <w:r>
+        <w:rPr>
+          <w:rFonts w:ascii="Aptos" w:eastAsia="Aptos" w:hAnsi="Aptos" w:cs="Aptos"/>
+          <w:i/>
+          <w:iCs/>
+          <w:szCs w:val="32"/>
+        </w:rPr>
         <w:t xml:space="preserve"> </w:t>
       </w:r>
       <w:r>
@@ -1889,6 +2083,7 @@
       <w:r>
         <w:t xml:space="preserve">A definição de </w:t>
       </w:r>
+      <w:proofErr w:type="spellStart"/>
       <w:r>
         <w:rPr>
           <w:i/>
@@ -1896,92 +2091,136 @@
         </w:rPr>
         <w:t>line-ups</w:t>
       </w:r>
+      <w:proofErr w:type="spellEnd"/>
       <w:r>
         <w:rPr>
           <w:i/>
           <w:iCs/>
         </w:rPr>
-        <w:t xml:space="preserve"> e set-lists</w:t>
-      </w:r>
-      <w:r>
-        <w:t xml:space="preserve"> ainda é frequentemente baseada em experiência prévia, percepção subjetiva de popularidade e tendências momentâneas</w:t>
-      </w:r>
-      <w:r>
-        <w:t xml:space="preserve"> e isso é um fato. Relatórios do </w:t>
-      </w:r>
+        <w:t xml:space="preserve"> e </w:t>
+      </w:r>
+      <w:proofErr w:type="spellStart"/>
       <w:r>
         <w:rPr>
           <w:i/>
           <w:iCs/>
         </w:rPr>
-        <w:t>Centre for Events &amp; Festivals</w:t>
-      </w:r>
-      <w:r>
-        <w:t>, plataforma global dedicada a agregar conhecimento e pesquisas sobre a indústria de eventos e festivais,</w:t>
-      </w:r>
-      <w:r>
-        <w:t xml:space="preserve"> indicam que, apesar da complexidade e dos riscos envolvidos na organização de eventos ao vivo</w:t>
-      </w:r>
-      <w:r>
-        <w:t xml:space="preserve"> (principalmente os de grande porte)</w:t>
-      </w:r>
-      <w:r>
-        <w:t xml:space="preserve">, muitos profissionais ainda </w:t>
-      </w:r>
-      <w:r>
-        <w:t>utiliza</w:t>
-      </w:r>
-      <w:r>
-        <w:t xml:space="preserve">m de experiência, </w:t>
-      </w:r>
-      <w:r>
-        <w:t>“</w:t>
-      </w:r>
-      <w:r>
-        <w:t>instinto</w:t>
-      </w:r>
-      <w:r>
-        <w:t>”</w:t>
-      </w:r>
-      <w:r>
-        <w:t xml:space="preserve"> e discussões informais para tomar decisões </w:t>
-      </w:r>
-      <w:r>
-        <w:t>que podem ser críticas</w:t>
-      </w:r>
-      <w:r>
-        <w:t xml:space="preserve">, sem métodos padronizados ou baseados em evidências. </w:t>
-      </w:r>
-    </w:p>
-    <w:p>
-      <w:pPr>
-        <w:ind w:firstLine="708"/>
-      </w:pPr>
-      <w:r>
-        <w:t xml:space="preserve">Além disso, </w:t>
-      </w:r>
-      <w:r>
-        <w:t xml:space="preserve">uma análise recente da </w:t>
+        <w:t>set-lists</w:t>
+      </w:r>
+      <w:proofErr w:type="spellEnd"/>
+      <w:r>
+        <w:t xml:space="preserve"> ainda é frequentemente baseada em experiência prévia, percepção subjetiva de popularidade e tendências momentâneas</w:t>
+      </w:r>
+      <w:r>
+        <w:t xml:space="preserve"> e isso é um fato. Relatórios do </w:t>
       </w:r>
       <w:r>
         <w:rPr>
           <w:i/>
           <w:iCs/>
         </w:rPr>
-        <w:t>Ticket Fairy</w:t>
-      </w:r>
-      <w:r>
-        <w:t xml:space="preserve">, comunidade focada em promotores de eventos, </w:t>
-      </w:r>
-      <w:r>
-        <w:t xml:space="preserve">descreve que embora métricas possam ajudar a reduzir riscos, na prática muitos festivais usam dados apenas para filtrar opções iniciais e depois apostam na experiência e julgamento humano para a curadoria final do </w:t>
-      </w:r>
+        <w:t xml:space="preserve">Centre for </w:t>
+      </w:r>
+      <w:proofErr w:type="spellStart"/>
       <w:r>
         <w:rPr>
           <w:i/>
           <w:iCs/>
         </w:rPr>
-        <w:t>line-up.</w:t>
+        <w:t>Events</w:t>
+      </w:r>
+      <w:proofErr w:type="spellEnd"/>
+      <w:r>
+        <w:rPr>
+          <w:i/>
+          <w:iCs/>
+        </w:rPr>
+        <w:t xml:space="preserve"> &amp; </w:t>
+      </w:r>
+      <w:proofErr w:type="spellStart"/>
+      <w:r>
+        <w:rPr>
+          <w:i/>
+          <w:iCs/>
+        </w:rPr>
+        <w:t>Festivals</w:t>
+      </w:r>
+      <w:proofErr w:type="spellEnd"/>
+      <w:r>
+        <w:t>, plataforma global dedicada a agregar conhecimento e pesquisas sobre a indústria de eventos e festivais,</w:t>
+      </w:r>
+      <w:r>
+        <w:t xml:space="preserve"> indicam que, apesar da complexidade e dos riscos envolvidos na organização de eventos ao vivo</w:t>
+      </w:r>
+      <w:r>
+        <w:t xml:space="preserve"> (principalmente os de grande porte)</w:t>
+      </w:r>
+      <w:r>
+        <w:t xml:space="preserve">, muitos profissionais ainda </w:t>
+      </w:r>
+      <w:r>
+        <w:t>utiliza</w:t>
+      </w:r>
+      <w:r>
+        <w:t xml:space="preserve">m de experiência, </w:t>
+      </w:r>
+      <w:r>
+        <w:t>“</w:t>
+      </w:r>
+      <w:r>
+        <w:t>instinto</w:t>
+      </w:r>
+      <w:r>
+        <w:t>”</w:t>
+      </w:r>
+      <w:r>
+        <w:t xml:space="preserve"> e discussões informais para tomar decisões </w:t>
+      </w:r>
+      <w:r>
+        <w:t>que podem ser críticas</w:t>
+      </w:r>
+      <w:r>
+        <w:t xml:space="preserve">, sem métodos padronizados ou baseados em evidências. </w:t>
+      </w:r>
+    </w:p>
+    <w:p>
+      <w:pPr>
+        <w:ind w:firstLine="708"/>
+      </w:pPr>
+      <w:r>
+        <w:t xml:space="preserve">Além disso, </w:t>
+      </w:r>
+      <w:r>
+        <w:t xml:space="preserve">uma análise recente da </w:t>
+      </w:r>
+      <w:r>
+        <w:rPr>
+          <w:i/>
+          <w:iCs/>
+        </w:rPr>
+        <w:t>Ticket Fairy</w:t>
+      </w:r>
+      <w:r>
+        <w:t xml:space="preserve">, comunidade focada em promotores de eventos, </w:t>
+      </w:r>
+      <w:r>
+        <w:t xml:space="preserve">descreve que embora métricas possam ajudar a reduzir riscos, na prática muitos festivais usam dados apenas para filtrar opções iniciais e depois apostam na experiência e julgamento humano para a curadoria final do </w:t>
+      </w:r>
+      <w:proofErr w:type="spellStart"/>
+      <w:r>
+        <w:rPr>
+          <w:i/>
+          <w:iCs/>
+        </w:rPr>
+        <w:t>line-up</w:t>
+      </w:r>
+      <w:proofErr w:type="spellEnd"/>
+      <w:r>
+        <w:rPr>
+          <w:i/>
+          <w:iCs/>
+        </w:rPr>
+        <w:t>.</w:t>
       </w:r>
     </w:p>
     <w:p/>
@@ -2033,12 +2272,21 @@
       <w:r>
         <w:t xml:space="preserve"> por </w:t>
       </w:r>
+      <w:proofErr w:type="spellStart"/>
       <w:r>
         <w:rPr>
           <w:i/>
           <w:iCs/>
         </w:rPr>
-        <w:t>Iauü Music Business</w:t>
+        <w:t>Iauü</w:t>
+      </w:r>
+      <w:proofErr w:type="spellEnd"/>
+      <w:r>
+        <w:rPr>
+          <w:i/>
+          <w:iCs/>
+        </w:rPr>
+        <w:t xml:space="preserve"> Music Business</w:t>
       </w:r>
       <w:r>
         <w:t>,</w:t>
@@ -2097,6 +2345,7 @@
       <w:r>
         <w:t xml:space="preserve">Nesse contexto, o projeto propõe o desenvolvimento de uma ferramenta analítica de apoio à curadoria estratégica de </w:t>
       </w:r>
+      <w:proofErr w:type="spellStart"/>
       <w:r>
         <w:rPr>
           <w:i/>
@@ -2104,11 +2353,20 @@
         </w:rPr>
         <w:t>line-ups</w:t>
       </w:r>
+      <w:proofErr w:type="spellEnd"/>
       <w:r>
         <w:t xml:space="preserve"> </w:t>
       </w:r>
       <w:r>
-        <w:t xml:space="preserve">e set-lists </w:t>
+        <w:t xml:space="preserve">e </w:t>
+      </w:r>
+      <w:proofErr w:type="spellStart"/>
+      <w:r>
+        <w:t>set-lists</w:t>
+      </w:r>
+      <w:proofErr w:type="spellEnd"/>
+      <w:r>
+        <w:t xml:space="preserve"> </w:t>
       </w:r>
       <w:r>
         <w:t xml:space="preserve">para eventos musicais. O objetivo é oferecer suporte à tomada de decisão baseada em dados, diminuindo a dependência exclusiva de critérios intuitivos e </w:t>
@@ -2177,6 +2435,7 @@
       <w:r>
         <w:t xml:space="preserve"> a identificação de tendências e o alinhamento entre </w:t>
       </w:r>
+      <w:proofErr w:type="spellStart"/>
       <w:r>
         <w:rPr>
           <w:i/>
@@ -2184,6 +2443,7 @@
         </w:rPr>
         <w:t>line-up</w:t>
       </w:r>
+      <w:proofErr w:type="spellEnd"/>
       <w:r>
         <w:t>, perfil de público e objetivos financeiros.</w:t>
       </w:r>
@@ -2247,15 +2507,33 @@
           <w:rFonts w:ascii="Aptos" w:eastAsia="Aptos" w:hAnsi="Aptos" w:cs="Aptos"/>
           <w:szCs w:val="32"/>
         </w:rPr>
-        <w:t>O mercado de música ao vivo movimenta bilhões de dólares anualmente e apresenta crescimento contínuo, tornando a definição de line-ups</w:t>
-      </w:r>
-      <w:r>
-        <w:rPr>
-          <w:rFonts w:ascii="Aptos" w:eastAsia="Aptos" w:hAnsi="Aptos" w:cs="Aptos"/>
-          <w:szCs w:val="32"/>
-        </w:rPr>
-        <w:t xml:space="preserve"> e set-lists</w:t>
-      </w:r>
+        <w:t xml:space="preserve">O mercado de música ao vivo movimenta bilhões de dólares anualmente e apresenta crescimento contínuo, tornando a definição de </w:t>
+      </w:r>
+      <w:proofErr w:type="spellStart"/>
+      <w:r>
+        <w:rPr>
+          <w:rFonts w:ascii="Aptos" w:eastAsia="Aptos" w:hAnsi="Aptos" w:cs="Aptos"/>
+          <w:szCs w:val="32"/>
+        </w:rPr>
+        <w:t>line-ups</w:t>
+      </w:r>
+      <w:proofErr w:type="spellEnd"/>
+      <w:r>
+        <w:rPr>
+          <w:rFonts w:ascii="Aptos" w:eastAsia="Aptos" w:hAnsi="Aptos" w:cs="Aptos"/>
+          <w:szCs w:val="32"/>
+        </w:rPr>
+        <w:t xml:space="preserve"> e </w:t>
+      </w:r>
+      <w:proofErr w:type="spellStart"/>
+      <w:r>
+        <w:rPr>
+          <w:rFonts w:ascii="Aptos" w:eastAsia="Aptos" w:hAnsi="Aptos" w:cs="Aptos"/>
+          <w:szCs w:val="32"/>
+        </w:rPr>
+        <w:t>set-lists</w:t>
+      </w:r>
+      <w:proofErr w:type="spellEnd"/>
       <w:r>
         <w:rPr>
           <w:rFonts w:ascii="Aptos" w:eastAsia="Aptos" w:hAnsi="Aptos" w:cs="Aptos"/>
@@ -2333,7 +2611,8 @@
     <w:p>
       <w:pPr>
         <w:rPr>
-          <w:rStyle w:val="TtulodoLivro"/>
+          <w:rFonts w:ascii="Aptos" w:eastAsia="Aptos" w:hAnsi="Aptos" w:cs="Aptos"/>
+          <w:szCs w:val="32"/>
         </w:rPr>
       </w:pPr>
       <w:r>
@@ -2364,18 +2643,6 @@
         </w:rPr>
         <w:t xml:space="preserve"> e público-alvo e potencializar o retorno financeiro dos eventos, fortalecendo sua competitividade e sustentabilidade no longo prazo.</w:t>
       </w:r>
-    </w:p>
-    <w:p/>
-    <w:p/>
-    <w:p/>
-    <w:p>
-      <w:pPr>
-        <w:spacing w:after="0"/>
-        <w:jc w:val="center"/>
-        <w:rPr>
-          <w:rStyle w:val="SubttuloChar"/>
-        </w:rPr>
-      </w:pPr>
     </w:p>
     <w:p>
       <w:pPr>
@@ -2389,213 +2656,598 @@
     </w:p>
     <w:p>
       <w:pPr>
+        <w:pStyle w:val="Ttulo1"/>
+      </w:pPr>
+      <w:bookmarkStart w:id="7" w:name="_Toc223476248"/>
+      <w:r>
+        <w:t xml:space="preserve">5. </w:t>
+      </w:r>
+      <w:proofErr w:type="spellStart"/>
+      <w:r>
+        <w:t>User</w:t>
+      </w:r>
+      <w:proofErr w:type="spellEnd"/>
+      <w:r>
+        <w:t xml:space="preserve"> Stories</w:t>
+      </w:r>
+      <w:bookmarkEnd w:id="7"/>
+      <w:r>
+        <w:t xml:space="preserve"> </w:t>
+      </w:r>
+    </w:p>
+    <w:p>
+      <w:pPr>
+        <w:pStyle w:val="Ttulo2"/>
+      </w:pPr>
+      <w:r>
+        <w:t xml:space="preserve">5.1. </w:t>
+      </w:r>
+      <w:r>
+        <w:t>Curador Artístico Digital</w:t>
+      </w:r>
+    </w:p>
+    <w:p>
+      <w:pPr>
+        <w:ind w:left="-142"/>
+        <w:rPr>
+          <w:b/>
+          <w:bCs/>
+        </w:rPr>
+      </w:pPr>
+      <w:r>
+        <w:rPr>
+          <w:b/>
+          <w:bCs/>
+        </w:rPr>
+        <w:t xml:space="preserve"> </w:t>
+      </w:r>
+      <w:r>
+        <w:rPr>
+          <w:b/>
+          <w:bCs/>
+        </w:rPr>
+        <w:tab/>
+      </w:r>
+      <w:r>
+        <w:rPr>
+          <w:b/>
+          <w:bCs/>
+        </w:rPr>
+        <w:tab/>
+      </w:r>
+      <w:r>
+        <w:rPr>
+          <w:b/>
+          <w:bCs/>
+        </w:rPr>
+        <w:t>US01</w:t>
+      </w:r>
+      <w:r>
+        <w:rPr>
+          <w:b/>
+          <w:bCs/>
+        </w:rPr>
+        <w:t xml:space="preserve"> </w:t>
+      </w:r>
+      <w:r>
+        <w:t xml:space="preserve">Eu, </w:t>
+      </w:r>
+      <w:r>
+        <w:rPr>
+          <w:b/>
+          <w:bCs/>
+        </w:rPr>
+        <w:t>Lucas, Curador Artístico da plataforma</w:t>
+      </w:r>
+      <w:r>
+        <w:t>,</w:t>
+      </w:r>
+      <w:r>
+        <w:br/>
+        <w:t>quero visualizar métricas consolidadas de performance e engajamento dos artistas em um único painel,</w:t>
+      </w:r>
+      <w:r>
+        <w:br/>
+      </w:r>
+      <w:r>
+        <w:lastRenderedPageBreak/>
+        <w:t>para tomar decisões editoriais com base em dados organizados e confiáveis.</w:t>
+      </w:r>
+    </w:p>
+    <w:p>
+      <w:pPr>
+        <w:ind w:left="-142"/>
+        <w:rPr>
+          <w:b/>
+          <w:bCs/>
+        </w:rPr>
+      </w:pPr>
+      <w:r>
+        <w:rPr>
+          <w:b/>
+          <w:bCs/>
+        </w:rPr>
+        <w:tab/>
+      </w:r>
+      <w:r>
+        <w:rPr>
+          <w:b/>
+          <w:bCs/>
+        </w:rPr>
+        <w:tab/>
+      </w:r>
+      <w:r>
+        <w:rPr>
+          <w:b/>
+          <w:bCs/>
+        </w:rPr>
+        <w:t>US02</w:t>
+      </w:r>
+      <w:r>
+        <w:rPr>
+          <w:b/>
+          <w:bCs/>
+        </w:rPr>
+        <w:t xml:space="preserve"> </w:t>
+      </w:r>
+      <w:r>
+        <w:t xml:space="preserve">Eu, </w:t>
+      </w:r>
+      <w:r>
+        <w:rPr>
+          <w:b/>
+          <w:bCs/>
+        </w:rPr>
+        <w:t>Lucas, Curador Artístico</w:t>
+      </w:r>
+      <w:r>
+        <w:t>,</w:t>
+      </w:r>
+      <w:r>
+        <w:br/>
+        <w:t>quero comparar artistas lado a lado com indicadores padronizados,</w:t>
+      </w:r>
+      <w:r>
+        <w:br/>
+        <w:t>para selecionar aqueles com maior potencial estrutural de performance.</w:t>
+      </w:r>
+    </w:p>
+    <w:p>
+      <w:pPr>
+        <w:ind w:left="-142"/>
+      </w:pPr>
+      <w:r>
+        <w:rPr>
+          <w:b/>
+          <w:bCs/>
+        </w:rPr>
+        <w:tab/>
+      </w:r>
+      <w:r>
+        <w:rPr>
+          <w:b/>
+          <w:bCs/>
+        </w:rPr>
+        <w:tab/>
+      </w:r>
+      <w:r>
+        <w:rPr>
+          <w:b/>
+          <w:bCs/>
+        </w:rPr>
+        <w:t>US03</w:t>
+      </w:r>
+      <w:r>
+        <w:rPr>
+          <w:b/>
+          <w:bCs/>
+        </w:rPr>
+        <w:t xml:space="preserve"> </w:t>
+      </w:r>
+      <w:r>
+        <w:t xml:space="preserve">Eu, </w:t>
+      </w:r>
+      <w:r>
+        <w:rPr>
+          <w:b/>
+          <w:bCs/>
+        </w:rPr>
+        <w:t xml:space="preserve">Lucas, </w:t>
+      </w:r>
+      <w:r>
+        <w:rPr>
+          <w:b/>
+          <w:bCs/>
+        </w:rPr>
+        <w:t>C</w:t>
+      </w:r>
+      <w:r>
+        <w:rPr>
+          <w:b/>
+          <w:bCs/>
+        </w:rPr>
+        <w:t>urador</w:t>
+      </w:r>
+      <w:r>
+        <w:rPr>
+          <w:b/>
+          <w:bCs/>
+        </w:rPr>
+        <w:t xml:space="preserve"> Artístico</w:t>
+      </w:r>
+      <w:r>
+        <w:t>,</w:t>
+      </w:r>
+      <w:r>
+        <w:br/>
+        <w:t xml:space="preserve">quero identificar se o alto volume de </w:t>
+      </w:r>
+      <w:proofErr w:type="spellStart"/>
+      <w:r>
+        <w:t>streams</w:t>
+      </w:r>
+      <w:proofErr w:type="spellEnd"/>
+      <w:r>
+        <w:t xml:space="preserve"> de um artista é acompanhado de engajamento proporcional,</w:t>
+      </w:r>
+      <w:r>
+        <w:br/>
+        <w:t>para evitar priorizar artistas impulsionados apenas por popularidade superficial.</w:t>
+      </w:r>
+    </w:p>
+    <w:p>
+      <w:pPr>
+        <w:pStyle w:val="Ttulo2"/>
+      </w:pPr>
+      <w:r>
+        <w:t>5.</w:t>
+      </w:r>
+      <w:r>
+        <w:t>2</w:t>
+      </w:r>
+      <w:r>
+        <w:t xml:space="preserve">. </w:t>
+      </w:r>
+      <w:r>
+        <w:t>Analista de Performance / Dados Musicais</w:t>
+      </w:r>
+    </w:p>
+    <w:p>
+      <w:r>
+        <w:tab/>
+      </w:r>
+      <w:r>
+        <w:rPr>
+          <w:b/>
+          <w:bCs/>
+        </w:rPr>
+        <w:t xml:space="preserve"> US04</w:t>
+      </w:r>
+      <w:r>
+        <w:rPr>
+          <w:b/>
+          <w:bCs/>
+        </w:rPr>
+        <w:t xml:space="preserve"> </w:t>
+      </w:r>
+      <w:r>
+        <w:t xml:space="preserve">Eu, </w:t>
+      </w:r>
+      <w:r>
+        <w:rPr>
+          <w:b/>
+          <w:bCs/>
+        </w:rPr>
+        <w:t>Camila, Analista de Performance</w:t>
+      </w:r>
+      <w:r>
+        <w:t>,</w:t>
+      </w:r>
+      <w:r>
+        <w:br/>
+        <w:t>quero calcular um score estruturado de potencial digital dos artistas,</w:t>
+      </w:r>
+      <w:r>
+        <w:t xml:space="preserve"> </w:t>
+      </w:r>
+      <w:r>
+        <w:t>para priorizar investimentos estratégicos de marketing.</w:t>
+      </w:r>
+    </w:p>
+    <w:p>
+      <w:r>
+        <w:tab/>
+      </w:r>
+      <w:r>
+        <w:rPr>
+          <w:b/>
+          <w:bCs/>
+        </w:rPr>
+        <w:t>US05</w:t>
+      </w:r>
+      <w:r>
+        <w:rPr>
+          <w:b/>
+          <w:bCs/>
+        </w:rPr>
+        <w:t xml:space="preserve"> </w:t>
+      </w:r>
+      <w:r>
+        <w:t xml:space="preserve">Eu, </w:t>
+      </w:r>
+      <w:r>
+        <w:rPr>
+          <w:b/>
+          <w:bCs/>
+        </w:rPr>
+        <w:t>Camila, Analista</w:t>
+      </w:r>
+      <w:r>
+        <w:t>,</w:t>
+      </w:r>
+      <w:r>
+        <w:t xml:space="preserve"> </w:t>
+      </w:r>
+      <w:r>
+        <w:t xml:space="preserve">quero visualizar a relação entre seguidores, </w:t>
+      </w:r>
+      <w:proofErr w:type="spellStart"/>
+      <w:r>
+        <w:t>streams</w:t>
+      </w:r>
+      <w:proofErr w:type="spellEnd"/>
+      <w:r>
+        <w:t xml:space="preserve"> e interações,</w:t>
+      </w:r>
+      <w:r>
+        <w:t xml:space="preserve"> </w:t>
+      </w:r>
+      <w:r>
+        <w:t>para identificar inconsistências ou distorções na performance digital.</w:t>
+      </w:r>
+    </w:p>
+    <w:p>
+      <w:r>
+        <w:tab/>
+      </w:r>
+      <w:r>
+        <w:rPr>
+          <w:b/>
+          <w:bCs/>
+        </w:rPr>
+        <w:t>US06</w:t>
+      </w:r>
+      <w:r>
+        <w:rPr>
+          <w:b/>
+          <w:bCs/>
+        </w:rPr>
+        <w:t xml:space="preserve"> </w:t>
+      </w:r>
+      <w:r>
+        <w:t xml:space="preserve">Eu, </w:t>
+      </w:r>
+      <w:r>
+        <w:rPr>
+          <w:b/>
+          <w:bCs/>
+        </w:rPr>
+        <w:t>Camila, Analista de Dados</w:t>
+      </w:r>
+      <w:r>
+        <w:t>,</w:t>
+      </w:r>
+      <w:r>
+        <w:br/>
+        <w:t>quero gerar relatórios executivos automatizados com os principais</w:t>
+      </w:r>
+      <w:r>
+        <w:t xml:space="preserve"> </w:t>
+      </w:r>
+      <w:r>
+        <w:t>indicadores,</w:t>
+      </w:r>
+      <w:r>
+        <w:t xml:space="preserve"> </w:t>
+      </w:r>
+      <w:r>
+        <w:t>para apresentar análises objetivas à diretoria.</w:t>
+      </w:r>
+    </w:p>
+    <w:p>
+      <w:pPr>
+        <w:pStyle w:val="Ttulo2"/>
+      </w:pPr>
+      <w:r>
+        <w:t>5.</w:t>
+      </w:r>
+      <w:r>
+        <w:t>3</w:t>
+      </w:r>
+      <w:r>
+        <w:t xml:space="preserve">. </w:t>
+      </w:r>
+      <w:r>
+        <w:t>Gestor / Diretor de Gravadora ou Plataforma</w:t>
+      </w:r>
+    </w:p>
+    <w:p>
+      <w:r>
+        <w:tab/>
+      </w:r>
+      <w:r>
+        <w:rPr>
+          <w:b/>
+          <w:bCs/>
+        </w:rPr>
+        <w:t>US07</w:t>
+      </w:r>
+      <w:r>
+        <w:rPr>
+          <w:b/>
+          <w:bCs/>
+        </w:rPr>
+        <w:t xml:space="preserve"> </w:t>
+      </w:r>
+      <w:r>
+        <w:t xml:space="preserve">Eu, </w:t>
+      </w:r>
+      <w:r>
+        <w:rPr>
+          <w:b/>
+          <w:bCs/>
+        </w:rPr>
+        <w:t>Roberto, Diretor de Estratégia Digital</w:t>
+      </w:r>
+      <w:r>
+        <w:t>,</w:t>
+      </w:r>
+      <w:r>
+        <w:t xml:space="preserve"> </w:t>
+      </w:r>
+      <w:r>
+        <w:t>quero</w:t>
+      </w:r>
+      <w:r>
+        <w:t xml:space="preserve"> </w:t>
+      </w:r>
+      <w:r>
+        <w:t>visualizar um ranking de artistas com base em indicadores</w:t>
+      </w:r>
+      <w:r>
+        <w:t xml:space="preserve"> </w:t>
+      </w:r>
+      <w:r>
+        <w:t>estruturais de performance,</w:t>
+      </w:r>
+      <w:r>
+        <w:t xml:space="preserve"> </w:t>
+      </w:r>
+      <w:r>
+        <w:t>para direcionar investimentos de forma mais assertiva.</w:t>
+      </w:r>
+    </w:p>
+    <w:p>
+      <w:pPr>
+        <w:rPr>
+          <w:b/>
+          <w:bCs/>
+        </w:rPr>
+      </w:pPr>
+      <w:r>
+        <w:rPr>
+          <w:b/>
+          <w:bCs/>
+        </w:rPr>
+        <w:lastRenderedPageBreak/>
+        <w:tab/>
+      </w:r>
+      <w:r>
+        <w:rPr>
+          <w:b/>
+          <w:bCs/>
+        </w:rPr>
+        <w:t>US08</w:t>
+      </w:r>
+      <w:r>
+        <w:rPr>
+          <w:b/>
+          <w:bCs/>
+        </w:rPr>
+        <w:t xml:space="preserve"> </w:t>
+      </w:r>
+      <w:r>
+        <w:t xml:space="preserve">Eu, </w:t>
+      </w:r>
+      <w:r>
+        <w:rPr>
+          <w:b/>
+          <w:bCs/>
+        </w:rPr>
+        <w:t>Roberto, Diretor</w:t>
+      </w:r>
+      <w:r>
+        <w:t>,</w:t>
+      </w:r>
+      <w:r>
+        <w:t xml:space="preserve"> </w:t>
+      </w:r>
+      <w:r>
+        <w:t>quero identificar artistas com</w:t>
+      </w:r>
+      <w:r>
+        <w:t xml:space="preserve"> </w:t>
+      </w:r>
+      <w:r>
+        <w:t>comunidade ativa e sustentável,</w:t>
+      </w:r>
+      <w:r>
+        <w:t xml:space="preserve"> </w:t>
+      </w:r>
+      <w:r>
+        <w:t>para reduzir riscos em decisões contratuais e promocionais.</w:t>
+      </w:r>
+    </w:p>
+    <w:p/>
+    <w:p>
+      <w:pPr>
+        <w:rPr>
+          <w:b/>
+          <w:bCs/>
+        </w:rPr>
+      </w:pPr>
+    </w:p>
+    <w:p/>
+    <w:p>
+      <w:pPr>
+        <w:rPr>
+          <w:b/>
+          <w:bCs/>
+        </w:rPr>
+      </w:pPr>
+    </w:p>
+    <w:p/>
+    <w:p>
+      <w:pPr>
+        <w:rPr>
+          <w:b/>
+          <w:bCs/>
+        </w:rPr>
+      </w:pPr>
+    </w:p>
+    <w:p>
+      <w:pPr>
+        <w:rPr>
+          <w:b/>
+          <w:bCs/>
+        </w:rPr>
+      </w:pPr>
+    </w:p>
+    <w:p/>
+    <w:p>
+      <w:r>
+        <w:tab/>
+      </w:r>
+    </w:p>
+    <w:p>
+      <w:pPr>
+        <w:ind w:left="-142" w:firstLine="709"/>
+      </w:pPr>
+    </w:p>
+    <w:p>
+      <w:pPr>
+        <w:ind w:left="-142" w:firstLine="709"/>
+      </w:pPr>
+    </w:p>
+    <w:p/>
+    <w:p>
+      <w:pPr>
         <w:spacing w:after="0"/>
         <w:ind w:firstLine="708"/>
         <w:rPr>
           <w:rFonts w:ascii="Aptos" w:eastAsia="Aptos" w:hAnsi="Aptos" w:cs="Aptos"/>
           <w:szCs w:val="32"/>
-        </w:rPr>
-      </w:pPr>
-    </w:p>
-    <w:p>
-      <w:pPr>
-        <w:spacing w:after="0"/>
-        <w:ind w:firstLine="708"/>
-        <w:rPr>
-          <w:rFonts w:ascii="Aptos" w:eastAsia="Aptos" w:hAnsi="Aptos" w:cs="Aptos"/>
-          <w:szCs w:val="32"/>
-        </w:rPr>
-      </w:pPr>
-    </w:p>
-    <w:p>
-      <w:pPr>
-        <w:spacing w:after="0"/>
-        <w:ind w:firstLine="708"/>
-        <w:rPr>
-          <w:rFonts w:ascii="Aptos" w:eastAsia="Aptos" w:hAnsi="Aptos" w:cs="Aptos"/>
-          <w:szCs w:val="32"/>
-        </w:rPr>
-      </w:pPr>
-    </w:p>
-    <w:p>
-      <w:pPr>
-        <w:spacing w:after="0"/>
-        <w:ind w:firstLine="708"/>
-        <w:rPr>
-          <w:rFonts w:ascii="Aptos" w:eastAsia="Aptos" w:hAnsi="Aptos" w:cs="Aptos"/>
-          <w:szCs w:val="32"/>
-        </w:rPr>
-      </w:pPr>
-    </w:p>
-    <w:p>
-      <w:pPr>
-        <w:spacing w:after="0"/>
-        <w:ind w:firstLine="708"/>
-        <w:rPr>
-          <w:rFonts w:ascii="Aptos" w:eastAsia="Aptos" w:hAnsi="Aptos" w:cs="Aptos"/>
-          <w:szCs w:val="32"/>
-        </w:rPr>
-      </w:pPr>
-    </w:p>
-    <w:p>
-      <w:pPr>
-        <w:pStyle w:val="Ttulo1"/>
-        <w:rPr>
-          <w:lang w:val="en-US"/>
-        </w:rPr>
-      </w:pPr>
-      <w:bookmarkStart w:id="7" w:name="_Toc223476248"/>
-      <w:r>
-        <w:rPr>
-          <w:lang w:val="en-US"/>
-        </w:rPr>
-        <w:t>5</w:t>
-      </w:r>
-      <w:r>
-        <w:rPr>
-          <w:lang w:val="en-US"/>
-        </w:rPr>
-        <w:t>. User Stories</w:t>
-      </w:r>
-      <w:bookmarkEnd w:id="7"/>
-      <w:r>
-        <w:rPr>
-          <w:lang w:val="en-US"/>
-        </w:rPr>
-        <w:t xml:space="preserve"> </w:t>
-      </w:r>
-    </w:p>
-    <w:p>
-      <w:pPr>
-        <w:rPr>
-          <w:b/>
-          <w:bCs/>
-        </w:rPr>
-      </w:pPr>
-      <w:r>
-        <w:rPr>
-          <w:rFonts w:ascii="Segoe UI Emoji" w:hAnsi="Segoe UI Emoji" w:cs="Segoe UI Emoji"/>
-          <w:b/>
-          <w:bCs/>
-        </w:rPr>
-        <w:t>🟢</w:t>
-      </w:r>
-      <w:r>
-        <w:rPr>
-          <w:b/>
-          <w:bCs/>
-        </w:rPr>
-        <w:t xml:space="preserve"> US01</w:t>
-      </w:r>
-    </w:p>
-    <w:p>
-      <w:r>
-        <w:t xml:space="preserve">Eu, </w:t>
-      </w:r>
-      <w:r>
-        <w:rPr>
-          <w:b/>
-          <w:bCs/>
-        </w:rPr>
-        <w:t>Lucas, Curador Artístico da plataforma</w:t>
-      </w:r>
-      <w:r>
-        <w:t>,</w:t>
-      </w:r>
-      <w:r>
-        <w:br/>
-        <w:t>quero visualizar métricas consolidadas de performance e engajamento dos artistas em um único painel,</w:t>
-      </w:r>
-      <w:r>
-        <w:br/>
-        <w:t>para tomar decisões editoriais com base em dados organizados e confiáveis.</w:t>
-      </w:r>
-    </w:p>
-    <w:p>
-      <w:pPr>
-        <w:rPr>
-          <w:lang w:val="en-US"/>
-        </w:rPr>
-      </w:pPr>
-    </w:p>
-    <w:p>
-      <w:pPr>
-        <w:spacing w:after="0"/>
-        <w:ind w:firstLine="708"/>
-        <w:rPr>
-          <w:rFonts w:ascii="Aptos" w:eastAsia="Aptos" w:hAnsi="Aptos" w:cs="Aptos"/>
-          <w:szCs w:val="32"/>
           <w:u w:val="single"/>
-        </w:rPr>
-      </w:pPr>
-    </w:p>
-    <w:p>
-      <w:pPr>
-        <w:spacing w:after="0"/>
-        <w:ind w:firstLine="708"/>
-        <w:rPr>
-          <w:rFonts w:ascii="Aptos" w:eastAsia="Aptos" w:hAnsi="Aptos" w:cs="Aptos"/>
-          <w:szCs w:val="32"/>
-        </w:rPr>
-      </w:pPr>
-    </w:p>
-    <w:p>
-      <w:pPr>
-        <w:spacing w:after="0"/>
-        <w:ind w:firstLine="708"/>
-        <w:rPr>
-          <w:rFonts w:ascii="Aptos" w:eastAsia="Aptos" w:hAnsi="Aptos" w:cs="Aptos"/>
-          <w:szCs w:val="32"/>
-        </w:rPr>
-      </w:pPr>
-    </w:p>
-    <w:p>
-      <w:pPr>
-        <w:spacing w:after="0"/>
-        <w:ind w:firstLine="708"/>
-        <w:rPr>
-          <w:rFonts w:ascii="Aptos" w:eastAsia="Aptos" w:hAnsi="Aptos" w:cs="Aptos"/>
-          <w:szCs w:val="32"/>
-        </w:rPr>
-      </w:pPr>
-    </w:p>
-    <w:p>
-      <w:pPr>
-        <w:spacing w:after="0"/>
-        <w:ind w:firstLine="708"/>
-        <w:rPr>
-          <w:rFonts w:ascii="Aptos" w:eastAsia="Aptos" w:hAnsi="Aptos" w:cs="Aptos"/>
-          <w:szCs w:val="32"/>
-        </w:rPr>
-      </w:pPr>
-    </w:p>
-    <w:p>
-      <w:pPr>
-        <w:spacing w:after="0"/>
-        <w:ind w:firstLine="708"/>
-        <w:rPr>
-          <w:rFonts w:ascii="Aptos" w:eastAsia="Aptos" w:hAnsi="Aptos" w:cs="Aptos"/>
-          <w:szCs w:val="32"/>
-        </w:rPr>
-      </w:pPr>
-    </w:p>
-    <w:p>
-      <w:pPr>
-        <w:spacing w:after="0"/>
-        <w:ind w:firstLine="708"/>
-        <w:rPr>
-          <w:rFonts w:ascii="Aptos" w:eastAsia="Aptos" w:hAnsi="Aptos" w:cs="Aptos"/>
-          <w:szCs w:val="32"/>
-        </w:rPr>
-      </w:pPr>
-    </w:p>
-    <w:p>
-      <w:pPr>
-        <w:spacing w:after="0"/>
-        <w:ind w:firstLine="708"/>
-        <w:rPr>
-          <w:rFonts w:ascii="Aptos" w:eastAsia="Aptos" w:hAnsi="Aptos" w:cs="Aptos"/>
-          <w:szCs w:val="32"/>
         </w:rPr>
       </w:pPr>
     </w:p>
@@ -2839,13 +3491,31 @@
           <w:lang w:val="en-US"/>
         </w:rPr>
       </w:pPr>
+      <w:proofErr w:type="spellStart"/>
       <w:r>
         <w:rPr>
           <w:rStyle w:val="TtuloChar"/>
           <w:lang w:val="en-US"/>
         </w:rPr>
-        <w:t>Referências bibliográficas</w:t>
-      </w:r>
+        <w:t>Referências</w:t>
+      </w:r>
+      <w:proofErr w:type="spellEnd"/>
+      <w:r>
+        <w:rPr>
+          <w:rStyle w:val="TtuloChar"/>
+          <w:lang w:val="en-US"/>
+        </w:rPr>
+        <w:t xml:space="preserve"> </w:t>
+      </w:r>
+      <w:proofErr w:type="spellStart"/>
+      <w:r>
+        <w:rPr>
+          <w:rStyle w:val="TtuloChar"/>
+          <w:lang w:val="en-US"/>
+        </w:rPr>
+        <w:t>bibliográficas</w:t>
+      </w:r>
+      <w:proofErr w:type="spellEnd"/>
     </w:p>
     <w:p>
       <w:pPr>
@@ -2915,22 +3585,63 @@
         <w:rPr>
           <w:lang w:val="en-US"/>
         </w:rPr>
-        <w:t xml:space="preserve">, 2025. Disponível em: </w:t>
+        <w:t xml:space="preserve">, 2025. </w:t>
+      </w:r>
+      <w:r>
+        <w:t xml:space="preserve">Disponível em: </w:t>
       </w:r>
       <w:hyperlink r:id="rId14">
         <w:r>
           <w:rPr>
             <w:rStyle w:val="Hyperlink"/>
-            <w:lang w:val="en-US"/>
           </w:rPr>
           <w:t>https://www.musicbusinessworldwide.com/live-nation-saw-151m-fans-attend-its-events-in-2024-as-revenue-rose-3-to-23bn/</w:t>
         </w:r>
       </w:hyperlink>
       <w:r>
-        <w:rPr>
-          <w:lang w:val="en-US"/>
-        </w:rPr>
-        <w:t>. Acesso em: 18 fev. 2026.</w:t>
+        <w:t xml:space="preserve">. </w:t>
+      </w:r>
+      <w:proofErr w:type="spellStart"/>
+      <w:r>
+        <w:rPr>
+          <w:lang w:val="en-US"/>
+        </w:rPr>
+        <w:t>Acesso</w:t>
+      </w:r>
+      <w:proofErr w:type="spellEnd"/>
+      <w:r>
+        <w:rPr>
+          <w:lang w:val="en-US"/>
+        </w:rPr>
+        <w:t xml:space="preserve"> </w:t>
+      </w:r>
+      <w:proofErr w:type="spellStart"/>
+      <w:r>
+        <w:rPr>
+          <w:lang w:val="en-US"/>
+        </w:rPr>
+        <w:t>em</w:t>
+      </w:r>
+      <w:proofErr w:type="spellEnd"/>
+      <w:r>
+        <w:rPr>
+          <w:lang w:val="en-US"/>
+        </w:rPr>
+        <w:t xml:space="preserve">: 18 </w:t>
+      </w:r>
+      <w:proofErr w:type="spellStart"/>
+      <w:r>
+        <w:rPr>
+          <w:lang w:val="en-US"/>
+        </w:rPr>
+        <w:t>fev</w:t>
+      </w:r>
+      <w:proofErr w:type="spellEnd"/>
+      <w:r>
+        <w:rPr>
+          <w:lang w:val="en-US"/>
+        </w:rPr>
+        <w:t>. 2026.</w:t>
       </w:r>
     </w:p>
     <w:p>
@@ -2995,7 +3706,21 @@
         <w:rPr>
           <w:lang w:val="en-US"/>
         </w:rPr>
-        <w:t xml:space="preserve">, 13 dez. 2024. </w:t>
+        <w:t xml:space="preserve">, 13 </w:t>
+      </w:r>
+      <w:proofErr w:type="spellStart"/>
+      <w:r>
+        <w:rPr>
+          <w:lang w:val="en-US"/>
+        </w:rPr>
+        <w:t>dez</w:t>
+      </w:r>
+      <w:proofErr w:type="spellEnd"/>
+      <w:r>
+        <w:rPr>
+          <w:lang w:val="en-US"/>
+        </w:rPr>
+        <w:t xml:space="preserve">. 2024. </w:t>
       </w:r>
       <w:r>
         <w:t xml:space="preserve">Disponível em: </w:t>
@@ -3079,12 +3804,53 @@
         </w:rPr>
         <w:t xml:space="preserve">. </w:t>
       </w:r>
-      <w:r>
-        <w:rPr>
-          <w:rFonts w:ascii="Aptos" w:eastAsia="Aptos" w:hAnsi="Aptos" w:cs="Aptos"/>
-          <w:lang w:val="en-US"/>
-        </w:rPr>
-        <w:t>Acesso em: 18 fev. 2026.</w:t>
+      <w:proofErr w:type="spellStart"/>
+      <w:r>
+        <w:rPr>
+          <w:rFonts w:ascii="Aptos" w:eastAsia="Aptos" w:hAnsi="Aptos" w:cs="Aptos"/>
+          <w:lang w:val="en-US"/>
+        </w:rPr>
+        <w:t>Acesso</w:t>
+      </w:r>
+      <w:proofErr w:type="spellEnd"/>
+      <w:r>
+        <w:rPr>
+          <w:rFonts w:ascii="Aptos" w:eastAsia="Aptos" w:hAnsi="Aptos" w:cs="Aptos"/>
+          <w:lang w:val="en-US"/>
+        </w:rPr>
+        <w:t xml:space="preserve"> </w:t>
+      </w:r>
+      <w:proofErr w:type="spellStart"/>
+      <w:r>
+        <w:rPr>
+          <w:rFonts w:ascii="Aptos" w:eastAsia="Aptos" w:hAnsi="Aptos" w:cs="Aptos"/>
+          <w:lang w:val="en-US"/>
+        </w:rPr>
+        <w:t>em</w:t>
+      </w:r>
+      <w:proofErr w:type="spellEnd"/>
+      <w:r>
+        <w:rPr>
+          <w:rFonts w:ascii="Aptos" w:eastAsia="Aptos" w:hAnsi="Aptos" w:cs="Aptos"/>
+          <w:lang w:val="en-US"/>
+        </w:rPr>
+        <w:t xml:space="preserve">: 18 </w:t>
+      </w:r>
+      <w:proofErr w:type="spellStart"/>
+      <w:r>
+        <w:rPr>
+          <w:rFonts w:ascii="Aptos" w:eastAsia="Aptos" w:hAnsi="Aptos" w:cs="Aptos"/>
+          <w:lang w:val="en-US"/>
+        </w:rPr>
+        <w:t>fev</w:t>
+      </w:r>
+      <w:proofErr w:type="spellEnd"/>
+      <w:r>
+        <w:rPr>
+          <w:rFonts w:ascii="Aptos" w:eastAsia="Aptos" w:hAnsi="Aptos" w:cs="Aptos"/>
+          <w:lang w:val="en-US"/>
+        </w:rPr>
+        <w:t>. 2026.</w:t>
       </w:r>
     </w:p>
     <w:p>
@@ -3133,7 +3899,55 @@
           <w:rFonts w:ascii="Aptos" w:eastAsia="Aptos" w:hAnsi="Aptos" w:cs="Aptos"/>
           <w:lang w:val="en-US"/>
         </w:rPr>
-        <w:t xml:space="preserve">, (s.d.). Disponível em: </w:t>
+        <w:t>, (</w:t>
+      </w:r>
+      <w:proofErr w:type="spellStart"/>
+      <w:r>
+        <w:rPr>
+          <w:rFonts w:ascii="Aptos" w:eastAsia="Aptos" w:hAnsi="Aptos" w:cs="Aptos"/>
+          <w:lang w:val="en-US"/>
+        </w:rPr>
+        <w:t>s.d.</w:t>
+      </w:r>
+      <w:proofErr w:type="spellEnd"/>
+      <w:r>
+        <w:rPr>
+          <w:rFonts w:ascii="Aptos" w:eastAsia="Aptos" w:hAnsi="Aptos" w:cs="Aptos"/>
+          <w:lang w:val="en-US"/>
+        </w:rPr>
+        <w:t xml:space="preserve">). </w:t>
+      </w:r>
+      <w:proofErr w:type="spellStart"/>
+      <w:r>
+        <w:rPr>
+          <w:rFonts w:ascii="Aptos" w:eastAsia="Aptos" w:hAnsi="Aptos" w:cs="Aptos"/>
+          <w:lang w:val="en-US"/>
+        </w:rPr>
+        <w:t>Disponível</w:t>
+      </w:r>
+      <w:proofErr w:type="spellEnd"/>
+      <w:r>
+        <w:rPr>
+          <w:rFonts w:ascii="Aptos" w:eastAsia="Aptos" w:hAnsi="Aptos" w:cs="Aptos"/>
+          <w:lang w:val="en-US"/>
+        </w:rPr>
+        <w:t xml:space="preserve"> </w:t>
+      </w:r>
+      <w:proofErr w:type="spellStart"/>
+      <w:r>
+        <w:rPr>
+          <w:rFonts w:ascii="Aptos" w:eastAsia="Aptos" w:hAnsi="Aptos" w:cs="Aptos"/>
+          <w:lang w:val="en-US"/>
+        </w:rPr>
+        <w:t>em</w:t>
+      </w:r>
+      <w:proofErr w:type="spellEnd"/>
+      <w:r>
+        <w:rPr>
+          <w:rFonts w:ascii="Aptos" w:eastAsia="Aptos" w:hAnsi="Aptos" w:cs="Aptos"/>
+          <w:lang w:val="en-US"/>
+        </w:rPr>
+        <w:t xml:space="preserve">: </w:t>
       </w:r>
       <w:hyperlink r:id="rId17">
         <w:r>
@@ -3150,7 +3964,55 @@
           <w:rFonts w:ascii="Aptos" w:eastAsia="Aptos" w:hAnsi="Aptos" w:cs="Aptos"/>
           <w:lang w:val="en-US"/>
         </w:rPr>
-        <w:t>. Acesso em: 18 fev. 2026.</w:t>
+        <w:t xml:space="preserve">. </w:t>
+      </w:r>
+      <w:proofErr w:type="spellStart"/>
+      <w:r>
+        <w:rPr>
+          <w:rFonts w:ascii="Aptos" w:eastAsia="Aptos" w:hAnsi="Aptos" w:cs="Aptos"/>
+          <w:lang w:val="en-US"/>
+        </w:rPr>
+        <w:t>Acesso</w:t>
+      </w:r>
+      <w:proofErr w:type="spellEnd"/>
+      <w:r>
+        <w:rPr>
+          <w:rFonts w:ascii="Aptos" w:eastAsia="Aptos" w:hAnsi="Aptos" w:cs="Aptos"/>
+          <w:lang w:val="en-US"/>
+        </w:rPr>
+        <w:t xml:space="preserve"> </w:t>
+      </w:r>
+      <w:proofErr w:type="spellStart"/>
+      <w:r>
+        <w:rPr>
+          <w:rFonts w:ascii="Aptos" w:eastAsia="Aptos" w:hAnsi="Aptos" w:cs="Aptos"/>
+          <w:lang w:val="en-US"/>
+        </w:rPr>
+        <w:t>em</w:t>
+      </w:r>
+      <w:proofErr w:type="spellEnd"/>
+      <w:r>
+        <w:rPr>
+          <w:rFonts w:ascii="Aptos" w:eastAsia="Aptos" w:hAnsi="Aptos" w:cs="Aptos"/>
+          <w:lang w:val="en-US"/>
+        </w:rPr>
+        <w:t xml:space="preserve">: 18 </w:t>
+      </w:r>
+      <w:proofErr w:type="spellStart"/>
+      <w:r>
+        <w:rPr>
+          <w:rFonts w:ascii="Aptos" w:eastAsia="Aptos" w:hAnsi="Aptos" w:cs="Aptos"/>
+          <w:lang w:val="en-US"/>
+        </w:rPr>
+        <w:t>fev</w:t>
+      </w:r>
+      <w:proofErr w:type="spellEnd"/>
+      <w:r>
+        <w:rPr>
+          <w:rFonts w:ascii="Aptos" w:eastAsia="Aptos" w:hAnsi="Aptos" w:cs="Aptos"/>
+          <w:lang w:val="en-US"/>
+        </w:rPr>
+        <w:t>. 2026.</w:t>
       </w:r>
     </w:p>
     <w:p>
@@ -3196,7 +4058,55 @@
           <w:rFonts w:ascii="Aptos" w:eastAsia="Aptos" w:hAnsi="Aptos" w:cs="Aptos"/>
           <w:lang w:val="en-US"/>
         </w:rPr>
-        <w:t xml:space="preserve">, (s.d.). Disponível em: </w:t>
+        <w:t>, (</w:t>
+      </w:r>
+      <w:proofErr w:type="spellStart"/>
+      <w:r>
+        <w:rPr>
+          <w:rFonts w:ascii="Aptos" w:eastAsia="Aptos" w:hAnsi="Aptos" w:cs="Aptos"/>
+          <w:lang w:val="en-US"/>
+        </w:rPr>
+        <w:t>s.d.</w:t>
+      </w:r>
+      <w:proofErr w:type="spellEnd"/>
+      <w:r>
+        <w:rPr>
+          <w:rFonts w:ascii="Aptos" w:eastAsia="Aptos" w:hAnsi="Aptos" w:cs="Aptos"/>
+          <w:lang w:val="en-US"/>
+        </w:rPr>
+        <w:t xml:space="preserve">). </w:t>
+      </w:r>
+      <w:proofErr w:type="spellStart"/>
+      <w:r>
+        <w:rPr>
+          <w:rFonts w:ascii="Aptos" w:eastAsia="Aptos" w:hAnsi="Aptos" w:cs="Aptos"/>
+          <w:lang w:val="en-US"/>
+        </w:rPr>
+        <w:t>Disponível</w:t>
+      </w:r>
+      <w:proofErr w:type="spellEnd"/>
+      <w:r>
+        <w:rPr>
+          <w:rFonts w:ascii="Aptos" w:eastAsia="Aptos" w:hAnsi="Aptos" w:cs="Aptos"/>
+          <w:lang w:val="en-US"/>
+        </w:rPr>
+        <w:t xml:space="preserve"> </w:t>
+      </w:r>
+      <w:proofErr w:type="spellStart"/>
+      <w:r>
+        <w:rPr>
+          <w:rFonts w:ascii="Aptos" w:eastAsia="Aptos" w:hAnsi="Aptos" w:cs="Aptos"/>
+          <w:lang w:val="en-US"/>
+        </w:rPr>
+        <w:t>em</w:t>
+      </w:r>
+      <w:proofErr w:type="spellEnd"/>
+      <w:r>
+        <w:rPr>
+          <w:rFonts w:ascii="Aptos" w:eastAsia="Aptos" w:hAnsi="Aptos" w:cs="Aptos"/>
+          <w:lang w:val="en-US"/>
+        </w:rPr>
+        <w:t xml:space="preserve">: </w:t>
       </w:r>
       <w:hyperlink r:id="rId18">
         <w:r>
@@ -3450,7 +4360,7 @@
             </wp:anchor>
           </w:drawing>
         </mc:Choice>
-        <mc:Fallback xmlns:a="http://schemas.openxmlformats.org/drawingml/2006/main" xmlns:pic="http://schemas.openxmlformats.org/drawingml/2006/picture" xmlns:a14="http://schemas.microsoft.com/office/drawing/2010/main">
+        <mc:Fallback xmlns:a14="http://schemas.microsoft.com/office/drawing/2010/main" xmlns:pic="http://schemas.openxmlformats.org/drawingml/2006/picture" xmlns:a="http://schemas.openxmlformats.org/drawingml/2006/main">
           <w:pict w14:anchorId="6504941B">
             <v:shape id="Retângulo: Cantos Superiores Arredondados 3" style="position:absolute;margin-left:573.45pt;margin-top:2.6pt;width:40.6pt;height:82.3pt;z-index:251663360;visibility:visible;mso-wrap-style:square;mso-width-percent:0;mso-height-percent:0;mso-wrap-distance-left:9pt;mso-wrap-distance-top:0;mso-wrap-distance-right:9pt;mso-wrap-distance-bottom:0;mso-position-horizontal:absolute;mso-position-horizontal-relative:page;mso-position-vertical:absolute;mso-position-vertical-relative:text;mso-width-percent:0;mso-height-percent:0;mso-width-relative:margin;mso-height-relative:margin;v-text-anchor:middle" coordsize="515620,1045029" o:spid="_x0000_s1026" fillcolor="#62b0bb" stroked="f" strokeweight="1pt" path="m257810,r,c400195,,515620,115425,515620,257810r,787219l515620,1045029,,1045029r,l,257810c,115425,115425,,257810,xe" o:gfxdata="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" w14:anchorId="47F36E42">
               <v:stroke joinstyle="miter"/>
@@ -3537,7 +4447,7 @@
             </wp:anchor>
           </w:drawing>
         </mc:Choice>
-        <mc:Fallback xmlns:a="http://schemas.openxmlformats.org/drawingml/2006/main" xmlns:pic="http://schemas.openxmlformats.org/drawingml/2006/picture" xmlns:a14="http://schemas.microsoft.com/office/drawing/2010/main">
+        <mc:Fallback xmlns:a14="http://schemas.microsoft.com/office/drawing/2010/main" xmlns:pic="http://schemas.openxmlformats.org/drawingml/2006/picture" xmlns:a="http://schemas.openxmlformats.org/drawingml/2006/main">
           <w:pict w14:anchorId="7D4F91F0">
             <v:shape id="Retângulo: Cantos Superiores Arredondados 3" style="position:absolute;margin-left:-3pt;margin-top:15.5pt;width:38.3pt;height:58.1pt;z-index:251660288;visibility:visible;mso-wrap-style:square;mso-width-percent:0;mso-height-percent:0;mso-wrap-distance-left:9pt;mso-wrap-distance-top:0;mso-wrap-distance-right:9pt;mso-wrap-distance-bottom:0;mso-position-horizontal:absolute;mso-position-horizontal-relative:page;mso-position-vertical:absolute;mso-position-vertical-relative:text;mso-width-percent:0;mso-height-percent:0;mso-width-relative:margin;mso-height-relative:margin;v-text-anchor:middle" coordsize="486410,737779" o:spid="_x0000_s1026" fillcolor="#62b0bb" stroked="f" strokeweight="1pt" path="m222795,r40820,c386661,,486410,99749,486410,222795r,514984l486410,737779,,737779r,l,222795c,99749,99749,,222795,xe" o:gfxdata="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" w14:anchorId="073945D1">
               <v:stroke joinstyle="miter"/>
@@ -3623,7 +4533,7 @@
             </wp:anchor>
           </w:drawing>
         </mc:Choice>
-        <mc:Fallback xmlns:a="http://schemas.openxmlformats.org/drawingml/2006/main" xmlns:pic="http://schemas.openxmlformats.org/drawingml/2006/picture" xmlns:a14="http://schemas.microsoft.com/office/drawing/2010/main">
+        <mc:Fallback xmlns:a14="http://schemas.microsoft.com/office/drawing/2010/main" xmlns:pic="http://schemas.openxmlformats.org/drawingml/2006/picture" xmlns:a="http://schemas.openxmlformats.org/drawingml/2006/main">
           <w:pict w14:anchorId="5A8F8AB1">
             <v:rect id="Retângulo 4" style="position:absolute;margin-left:15.65pt;margin-top:46.35pt;width:507.4pt;height:35.15pt;z-index:251661312;visibility:visible;mso-wrap-style:square;mso-width-percent:0;mso-height-percent:0;mso-wrap-distance-left:9pt;mso-wrap-distance-top:0;mso-wrap-distance-right:9pt;mso-wrap-distance-bottom:0;mso-position-horizontal:absolute;mso-position-horizontal-relative:text;mso-position-vertical:absolute;mso-position-vertical-relative:text;mso-width-percent:0;mso-height-percent:0;mso-width-relative:margin;mso-height-relative:margin;v-text-anchor:middle" o:spid="_x0000_s1026" fillcolor="#0f4761 [2404]" stroked="f" strokeweight="1pt" w14:anchorId="4E8BB159" o:gfxdata="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"/>
           </w:pict>
@@ -4682,7 +5592,7 @@
     <w:uiPriority w:val="9"/>
     <w:unhideWhenUsed/>
     <w:qFormat/>
-    <w:rsid w:val="2A824737"/>
+    <w:rsid w:val="00941AE7"/>
     <w:pPr>
       <w:keepNext/>
       <w:keepLines/>
@@ -4691,6 +5601,7 @@
     </w:pPr>
     <w:rPr>
       <w:rFonts w:asciiTheme="majorHAnsi" w:eastAsiaTheme="majorEastAsia" w:hAnsiTheme="majorHAnsi" w:cstheme="majorBidi"/>
+      <w:sz w:val="36"/>
     </w:rPr>
   </w:style>
   <w:style w:type="paragraph" w:styleId="Ttulo3">
@@ -4844,7 +5755,6 @@
   <w:style w:type="character" w:default="1" w:styleId="Fontepargpadro">
     <w:name w:val="Default Paragraph Font"/>
     <w:uiPriority w:val="1"/>
-    <w:semiHidden/>
     <w:unhideWhenUsed/>
   </w:style>
   <w:style w:type="table" w:default="1" w:styleId="Tabelanormal">
@@ -4883,11 +5793,10 @@
     <w:name w:val="Título 2 Char"/>
     <w:link w:val="Ttulo2"/>
     <w:uiPriority w:val="9"/>
-    <w:rsid w:val="2A824737"/>
+    <w:rsid w:val="00941AE7"/>
     <w:rPr>
       <w:rFonts w:asciiTheme="majorHAnsi" w:eastAsiaTheme="majorEastAsia" w:hAnsiTheme="majorHAnsi" w:cstheme="majorBidi"/>
-      <w:sz w:val="32"/>
-      <w:szCs w:val="32"/>
+      <w:sz w:val="36"/>
     </w:rPr>
   </w:style>
   <w:style w:type="character" w:customStyle="1" w:styleId="Ttulo3Char">
@@ -5582,7 +6491,12 @@
 </file>
 
 <file path=customXml/item2.xml><?xml version="1.0" encoding="utf-8"?>
-<b:Sources xmlns:b="http://schemas.openxmlformats.org/officeDocument/2006/bibliography" xmlns="http://schemas.openxmlformats.org/officeDocument/2006/bibliography" SelectedStyle="\APASixthEditionOfficeOnline.xsl" StyleName="APA" Version="6"/>
+<?mso-contentType ?>
+<FormTemplates xmlns="http://schemas.microsoft.com/sharepoint/v3/contenttype/forms">
+  <Display>DocumentLibraryForm</Display>
+  <Edit>DocumentLibraryForm</Edit>
+  <New>DocumentLibraryForm</New>
+</FormTemplates>
 </file>
 
 <file path=customXml/item3.xml><?xml version="1.0" encoding="utf-8"?>
@@ -5762,12 +6676,7 @@
 </file>
 
 <file path=customXml/item4.xml><?xml version="1.0" encoding="utf-8"?>
-<?mso-contentType ?>
-<FormTemplates xmlns="http://schemas.microsoft.com/sharepoint/v3/contenttype/forms">
-  <Display>DocumentLibraryForm</Display>
-  <Edit>DocumentLibraryForm</Edit>
-  <New>DocumentLibraryForm</New>
-</FormTemplates>
+<b:Sources xmlns:b="http://schemas.openxmlformats.org/officeDocument/2006/bibliography" xmlns="http://schemas.openxmlformats.org/officeDocument/2006/bibliography" SelectedStyle="\APASixthEditionOfficeOnline.xsl" StyleName="APA" Version="6"/>
 </file>
 
 <file path=customXml/itemProps1.xml><?xml version="1.0" encoding="utf-8"?>
@@ -5781,9 +6690,9 @@
 </file>
 
 <file path=customXml/itemProps2.xml><?xml version="1.0" encoding="utf-8"?>
-<ds:datastoreItem xmlns:ds="http://schemas.openxmlformats.org/officeDocument/2006/customXml" ds:itemID="{AD48E7C7-43C3-4A40-88E1-14836D74E092}">
+<ds:datastoreItem xmlns:ds="http://schemas.openxmlformats.org/officeDocument/2006/customXml" ds:itemID="{1ECBDF51-AFAB-432B-8870-9D3A6D144CCF}">
   <ds:schemaRefs>
-    <ds:schemaRef ds:uri="http://schemas.openxmlformats.org/officeDocument/2006/bibliography"/>
+    <ds:schemaRef ds:uri="http://schemas.microsoft.com/sharepoint/v3/contenttype/forms"/>
   </ds:schemaRefs>
 </ds:datastoreItem>
 </file>
@@ -5807,9 +6716,9 @@
 </file>
 
 <file path=customXml/itemProps4.xml><?xml version="1.0" encoding="utf-8"?>
-<ds:datastoreItem xmlns:ds="http://schemas.openxmlformats.org/officeDocument/2006/customXml" ds:itemID="{1ECBDF51-AFAB-432B-8870-9D3A6D144CCF}">
+<ds:datastoreItem xmlns:ds="http://schemas.openxmlformats.org/officeDocument/2006/customXml" ds:itemID="{AD48E7C7-43C3-4A40-88E1-14836D74E092}">
   <ds:schemaRefs>
-    <ds:schemaRef ds:uri="http://schemas.microsoft.com/sharepoint/v3/contenttype/forms"/>
+    <ds:schemaRef ds:uri="http://schemas.openxmlformats.org/officeDocument/2006/bibliography"/>
   </ds:schemaRefs>
 </ds:datastoreItem>
 </file>